--- a/Front Matter/Template/Pieces/4_Front-Matter.docx
+++ b/Front Matter/Template/Pieces/4_Front-Matter.docx
@@ -2925,7 +2925,7 @@
           <w:sz w:val="18"/>
           <w:szCs w:val="18"/>
         </w:rPr>
-        <w:t>铃鼓 Tambourine, 吊镲 Suspended Cymbals</w:t>
+        <w:t>铃鼓 Tambourine, 吊镲 Suspended Cymbal</w:t>
       </w:r>
     </w:p>
     <w:p>

--- a/Front Matter/Template/Pieces/4_Front-Matter.docx
+++ b/Front Matter/Template/Pieces/4_Front-Matter.docx
@@ -1748,23 +1748,7 @@
           <w:rFonts w:ascii="Noto Serif SC" w:eastAsia="Noto Serif SC" w:hAnsi="Noto Serif SC" w:cs="Noto Serif"/>
           <w:lang w:val="en-US"/>
         </w:rPr>
-        <w:t xml:space="preserve">Raymond Mok obtained the FTCL in Music Composition from the Trinity College, a Master of Philosophy in Music Composition from the University of Hong Kong and Doctor of Philosophy in Music Composition from the University of Adelaide. </w:t>
-      </w:r>
-      <w:proofErr w:type="gramStart"/>
-      <w:r>
-        <w:rPr>
-          <w:rFonts w:ascii="Noto Serif SC" w:eastAsia="Noto Serif SC" w:hAnsi="Noto Serif SC" w:cs="Noto Serif"/>
-          <w:lang w:val="en-US"/>
-        </w:rPr>
-        <w:t>A number of</w:t>
-      </w:r>
-      <w:proofErr w:type="gramEnd"/>
-      <w:r>
-        <w:rPr>
-          <w:rFonts w:ascii="Noto Serif SC" w:eastAsia="Noto Serif SC" w:hAnsi="Noto Serif SC" w:cs="Noto Serif"/>
-          <w:lang w:val="en-US"/>
-        </w:rPr>
-        <w:t xml:space="preserve"> teachers were influential to his studies, including Prof. Ip Shun-chi, Prof. Ye Xiao-gang, Dr. Chan Hing-</w:t>
+        <w:t>Raymond Mok obtained the FTCL in Music Composition from the Trinity College, a Master of Philosophy in Music Composition from the University of Hong Kong and Doctor of Philosophy in Music Composition from the University of Adelaide. A number of teachers were influential to his studies, including Prof. Ip Shun-chi, Prof. Ye Xiao-gang, Dr. Chan Hing-</w:t>
       </w:r>
       <w:proofErr w:type="spellStart"/>
       <w:r>
@@ -1780,39 +1764,7 @@
           <w:rFonts w:ascii="Noto Serif SC" w:eastAsia="Noto Serif SC" w:hAnsi="Noto Serif SC" w:cs="Noto Serif"/>
           <w:lang w:val="en-US"/>
         </w:rPr>
-        <w:t xml:space="preserve">, Dr. Graeme </w:t>
-      </w:r>
-      <w:proofErr w:type="spellStart"/>
-      <w:r>
-        <w:rPr>
-          <w:rFonts w:ascii="Noto Serif SC" w:eastAsia="Noto Serif SC" w:hAnsi="Noto Serif SC" w:cs="Noto Serif"/>
-          <w:lang w:val="en-US"/>
-        </w:rPr>
-        <w:t>Koehne</w:t>
-      </w:r>
-      <w:proofErr w:type="spellEnd"/>
-      <w:r>
-        <w:rPr>
-          <w:rFonts w:ascii="Noto Serif SC" w:eastAsia="Noto Serif SC" w:hAnsi="Noto Serif SC" w:cs="Noto Serif"/>
-          <w:lang w:val="en-US"/>
-        </w:rPr>
-        <w:t xml:space="preserve"> and Dr. Kimi </w:t>
-      </w:r>
-      <w:proofErr w:type="spellStart"/>
-      <w:r>
-        <w:rPr>
-          <w:rFonts w:ascii="Noto Serif SC" w:eastAsia="Noto Serif SC" w:hAnsi="Noto Serif SC" w:cs="Noto Serif"/>
-          <w:lang w:val="en-US"/>
-        </w:rPr>
-        <w:t>Coaldrake</w:t>
-      </w:r>
-      <w:proofErr w:type="spellEnd"/>
-      <w:r>
-        <w:rPr>
-          <w:rFonts w:ascii="Noto Serif SC" w:eastAsia="Noto Serif SC" w:hAnsi="Noto Serif SC" w:cs="Noto Serif"/>
-          <w:lang w:val="en-US"/>
-        </w:rPr>
-        <w:t>.</w:t>
+        <w:t>, Dr. Graeme Koehne and Dr. Kimi Coaldrake.</w:t>
       </w:r>
     </w:p>
     <w:p>
@@ -1830,7 +1782,20 @@
           <w:rFonts w:ascii="Noto Serif SC" w:eastAsia="Noto Serif SC" w:hAnsi="Noto Serif SC" w:cs="Noto Serif"/>
           <w:lang w:val="en-US"/>
         </w:rPr>
-        <w:t xml:space="preserve">As a composer, Mok’s compositions had been widely performed in concerts such as </w:t>
+        <w:t>As a composer, Mok</w:t>
+      </w:r>
+      <w:r>
+        <w:rPr>
+          <w:rFonts w:ascii="Noto Serif" w:eastAsia="Noto Serif SC" w:hAnsi="Noto Serif" w:cs="Noto Serif"/>
+        </w:rPr>
+        <w:t>'</w:t>
+      </w:r>
+      <w:r>
+        <w:rPr>
+          <w:rFonts w:ascii="Noto Serif SC" w:eastAsia="Noto Serif SC" w:hAnsi="Noto Serif SC" w:cs="Noto Serif"/>
+          <w:lang w:val="en-US"/>
+        </w:rPr>
+        <w:t xml:space="preserve">s compositions had been widely performed in concerts such as </w:t>
       </w:r>
       <w:r>
         <w:rPr>
@@ -1862,7 +1827,6 @@
         </w:rPr>
         <w:t xml:space="preserve"> </w:t>
       </w:r>
-      <w:proofErr w:type="spellStart"/>
       <w:r>
         <w:rPr>
           <w:rFonts w:ascii="Noto Serif SC" w:eastAsia="Noto Serif SC" w:hAnsi="Noto Serif SC" w:cs="Noto Serif"/>
@@ -1871,7 +1835,6 @@
         </w:rPr>
         <w:t>Musicarama</w:t>
       </w:r>
-      <w:proofErr w:type="spellEnd"/>
       <w:r>
         <w:rPr>
           <w:rFonts w:ascii="Noto Serif SC" w:eastAsia="Noto Serif SC" w:hAnsi="Noto Serif SC" w:cs="Noto Serif"/>
@@ -2737,25 +2700,7 @@
           <w:sz w:val="18"/>
           <w:szCs w:val="18"/>
         </w:rPr>
-        <w:t xml:space="preserve"> </w:t>
-      </w:r>
-      <w:proofErr w:type="spellStart"/>
-      <w:r>
-        <w:rPr>
-          <w:rFonts w:ascii="Noto Serif SC" w:eastAsia="Noto Serif SC" w:hAnsi="Noto Serif SC" w:cs="Noto Serif"/>
-          <w:sz w:val="18"/>
-          <w:szCs w:val="18"/>
-        </w:rPr>
-        <w:t>Dagu</w:t>
-      </w:r>
-      <w:proofErr w:type="spellEnd"/>
-      <w:r>
-        <w:rPr>
-          <w:rFonts w:ascii="Noto Serif SC" w:eastAsia="Noto Serif SC" w:hAnsi="Noto Serif SC" w:cs="Noto Serif"/>
-          <w:sz w:val="18"/>
-          <w:szCs w:val="18"/>
-        </w:rPr>
-        <w:t xml:space="preserve"> </w:t>
+        <w:t xml:space="preserve"> Dagu </w:t>
       </w:r>
     </w:p>
     <w:p>
@@ -3772,7 +3717,6 @@
   <w:style w:type="character" w:default="1" w:styleId="DefaultParagraphFont">
     <w:name w:val="Default Paragraph Font"/>
     <w:uiPriority w:val="1"/>
-    <w:semiHidden/>
     <w:unhideWhenUsed/>
   </w:style>
   <w:style w:type="table" w:default="1" w:styleId="TableNormal">
